--- a/D3/0.Nginx-python-setup-2-ec2.docx
+++ b/D3/0.Nginx-python-setup-2-ec2.docx
@@ -49,15 +49,7 @@
     </w:p>
     <w:p>
       <w:r>
-        <w:t xml:space="preserve">Below </w:t>
-      </w:r>
-      <w:proofErr w:type="gramStart"/>
-      <w:r>
-        <w:t>is</w:t>
-      </w:r>
-      <w:proofErr w:type="gramEnd"/>
-      <w:r>
-        <w:t xml:space="preserve"> a </w:t>
+        <w:t xml:space="preserve">Below is a </w:t>
       </w:r>
       <w:r>
         <w:rPr>
@@ -73,7 +65,7 @@
     <w:p>
       <w:r>
         <w:pict w14:anchorId="69899BB2">
-          <v:rect id="_x0000_i1091" style="width:0;height:1.5pt" o:hralign="center" o:hrstd="t" o:hr="t" fillcolor="#a0a0a0" stroked="f"/>
+          <v:rect id="_x0000_i1025" style="width:0;height:1.5pt" o:hralign="center" o:hrstd="t" o:hr="t" fillcolor="#a0a0a0" stroked="f"/>
         </w:pict>
       </w:r>
     </w:p>
@@ -124,23 +116,7 @@
     </w:p>
     <w:p>
       <w:r>
-        <w:t>Public EC2 (</w:t>
-      </w:r>
-      <w:proofErr w:type="gramStart"/>
-      <w:r>
-        <w:t>Nginx)  ---</w:t>
-      </w:r>
-      <w:proofErr w:type="gramEnd"/>
-      <w:r>
-        <w:t xml:space="preserve"> Private VPC Network ---</w:t>
-      </w:r>
-      <w:proofErr w:type="gramStart"/>
-      <w:r>
-        <w:t>&gt;  Private</w:t>
-      </w:r>
-      <w:proofErr w:type="gramEnd"/>
-      <w:r>
-        <w:t xml:space="preserve"> EC2 (Python App :8000)</w:t>
+        <w:t>Public EC2 (Nginx)  --- Private VPC Network ---&gt;  Private EC2 (Python App :8000)</w:t>
       </w:r>
     </w:p>
     <w:p>
@@ -161,15 +137,7 @@
         </w:numPr>
       </w:pPr>
       <w:r>
-        <w:t xml:space="preserve">Public VM → Has </w:t>
-      </w:r>
-      <w:proofErr w:type="gramStart"/>
-      <w:r>
-        <w:t>public</w:t>
-      </w:r>
-      <w:proofErr w:type="gramEnd"/>
-      <w:r>
-        <w:t xml:space="preserve"> IP</w:t>
+        <w:t>Public VM → Has public IP</w:t>
       </w:r>
     </w:p>
     <w:p>
@@ -197,7 +165,7 @@
     <w:p>
       <w:r>
         <w:pict w14:anchorId="5F26F678">
-          <v:rect id="_x0000_i1092" style="width:0;height:1.5pt" o:hralign="center" o:hrstd="t" o:hr="t" fillcolor="#a0a0a0" stroked="f"/>
+          <v:rect id="_x0000_i1026" style="width:0;height:1.5pt" o:hralign="center" o:hrstd="t" o:hr="t" fillcolor="#a0a0a0" stroked="f"/>
         </w:pict>
       </w:r>
     </w:p>
@@ -413,7 +381,7 @@
     <w:p>
       <w:r>
         <w:pict w14:anchorId="74CA4EA1">
-          <v:rect id="_x0000_i1093" style="width:0;height:1.5pt" o:hralign="center" o:hrstd="t" o:hr="t" fillcolor="#a0a0a0" stroked="f"/>
+          <v:rect id="_x0000_i1027" style="width:0;height:1.5pt" o:hralign="center" o:hrstd="t" o:hr="t" fillcolor="#a0a0a0" stroked="f"/>
         </w:pict>
       </w:r>
     </w:p>
@@ -428,6 +396,7 @@
         <w:rPr>
           <w:b/>
           <w:bCs/>
+          <w:noProof/>
         </w:rPr>
         <w:lastRenderedPageBreak/>
         <w:drawing>
@@ -474,6 +443,9 @@
     </w:p>
     <w:p>
       <w:r>
+        <w:rPr>
+          <w:noProof/>
+        </w:rPr>
         <w:drawing>
           <wp:inline distT="0" distB="0" distL="0" distR="0" wp14:anchorId="061A66A5" wp14:editId="519705A0">
             <wp:extent cx="5943600" cy="3014345"/>
@@ -519,27 +491,14 @@
     <w:p/>
     <w:p>
       <w:r>
-        <w:t xml:space="preserve">Also assign “Default Security group on </w:t>
-      </w:r>
-      <w:proofErr w:type="gramStart"/>
-      <w:r>
-        <w:t>both the</w:t>
-      </w:r>
-      <w:proofErr w:type="gramEnd"/>
-      <w:r>
-        <w:t xml:space="preserve"> </w:t>
-      </w:r>
-      <w:proofErr w:type="gramStart"/>
-      <w:r>
-        <w:t>VM ,</w:t>
-      </w:r>
-      <w:proofErr w:type="gramEnd"/>
-      <w:r>
-        <w:t xml:space="preserve"> so that it can communicate on any port.</w:t>
-      </w:r>
-    </w:p>
-    <w:p>
-      <w:r>
+        <w:t>Also assign “Default Security group on both the VM , so that it can communicate on any port.</w:t>
+      </w:r>
+    </w:p>
+    <w:p>
+      <w:r>
+        <w:rPr>
+          <w:noProof/>
+        </w:rPr>
         <w:lastRenderedPageBreak/>
         <w:drawing>
           <wp:inline distT="0" distB="0" distL="0" distR="0" wp14:anchorId="22DC3785" wp14:editId="6E00130D">
@@ -580,6 +539,9 @@
     </w:p>
     <w:p>
       <w:r>
+        <w:rPr>
+          <w:noProof/>
+        </w:rPr>
         <w:drawing>
           <wp:inline distT="0" distB="0" distL="0" distR="0" wp14:anchorId="501F3576" wp14:editId="64F113D2">
             <wp:extent cx="5943600" cy="2282825"/>
@@ -789,7 +751,7 @@
     <w:p>
       <w:r>
         <w:pict w14:anchorId="10376C0E">
-          <v:rect id="_x0000_i1094" style="width:0;height:1.5pt" o:hralign="center" o:hrstd="t" o:hr="t" fillcolor="#a0a0a0" stroked="f"/>
+          <v:rect id="_x0000_i1028" style="width:0;height:1.5pt" o:hralign="center" o:hrstd="t" o:hr="t" fillcolor="#a0a0a0" stroked="f"/>
         </w:pict>
       </w:r>
     </w:p>
@@ -812,6 +774,7 @@
         <w:rPr>
           <w:b/>
           <w:bCs/>
+          <w:noProof/>
         </w:rPr>
         <w:lastRenderedPageBreak/>
         <w:drawing>
@@ -867,6 +830,7 @@
         <w:rPr>
           <w:b/>
           <w:bCs/>
+          <w:noProof/>
         </w:rPr>
         <w:drawing>
           <wp:inline distT="0" distB="0" distL="0" distR="0" wp14:anchorId="671AE10F" wp14:editId="686B6CE3">
@@ -958,27 +922,20 @@
       <w:r>
         <w:t>.</w:t>
       </w:r>
-    </w:p>
-    <w:p>
-      <w:proofErr w:type="spellStart"/>
-      <w:r>
-        <w:t>sudo</w:t>
-      </w:r>
-      <w:proofErr w:type="spellEnd"/>
-      <w:r>
-        <w:t xml:space="preserve"> </w:t>
-      </w:r>
-      <w:proofErr w:type="spellStart"/>
-      <w:r>
-        <w:t>dnf</w:t>
-      </w:r>
-      <w:proofErr w:type="spellEnd"/>
-      <w:r>
-        <w:t xml:space="preserve"> install python3 -y</w:t>
-      </w:r>
-    </w:p>
-    <w:p>
-      <w:r>
+      <w:r>
+        <w:t xml:space="preserve"> (VM02)</w:t>
+      </w:r>
+    </w:p>
+    <w:p>
+      <w:r>
+        <w:t>sudo dnf install python3 -y</w:t>
+      </w:r>
+    </w:p>
+    <w:p>
+      <w:r>
+        <w:rPr>
+          <w:noProof/>
+        </w:rPr>
         <w:lastRenderedPageBreak/>
         <w:drawing>
           <wp:inline distT="0" distB="0" distL="0" distR="0" wp14:anchorId="2DFA8AFF" wp14:editId="45CD12EA">
@@ -1031,25 +988,14 @@
           <w:iCs/>
         </w:rPr>
       </w:pPr>
-      <w:proofErr w:type="spellStart"/>
-      <w:r>
-        <w:rPr>
-          <w:b/>
-          <w:bCs/>
-          <w:i/>
-          <w:iCs/>
-        </w:rPr>
-        <w:t>mkdir</w:t>
-      </w:r>
-      <w:proofErr w:type="spellEnd"/>
-      <w:r>
-        <w:rPr>
-          <w:b/>
-          <w:bCs/>
-          <w:i/>
-          <w:iCs/>
-        </w:rPr>
-        <w:t xml:space="preserve"> app</w:t>
+      <w:r>
+        <w:rPr>
+          <w:b/>
+          <w:bCs/>
+          <w:i/>
+          <w:iCs/>
+        </w:rPr>
+        <w:t>mkdir app</w:t>
       </w:r>
     </w:p>
     <w:p>
@@ -1087,570 +1033,200 @@
           <w:i/>
           <w:iCs/>
         </w:rPr>
-        <w:t>vi app.py</w:t>
-      </w:r>
-    </w:p>
-    <w:p>
-      <w:pPr>
-        <w:rPr>
-          <w:i/>
-          <w:iCs/>
-          <w:highlight w:val="lightGray"/>
-        </w:rPr>
-      </w:pPr>
-      <w:r>
-        <w:rPr>
-          <w:i/>
-          <w:iCs/>
-          <w:highlight w:val="lightGray"/>
-        </w:rPr>
-        <w:t xml:space="preserve">from </w:t>
-      </w:r>
-      <w:proofErr w:type="spellStart"/>
-      <w:proofErr w:type="gramStart"/>
-      <w:r>
-        <w:rPr>
-          <w:i/>
-          <w:iCs/>
-          <w:highlight w:val="lightGray"/>
-        </w:rPr>
-        <w:t>http.server</w:t>
-      </w:r>
-      <w:proofErr w:type="spellEnd"/>
-      <w:proofErr w:type="gramEnd"/>
-      <w:r>
-        <w:rPr>
-          <w:i/>
-          <w:iCs/>
-          <w:highlight w:val="lightGray"/>
-        </w:rPr>
-        <w:t xml:space="preserve"> import </w:t>
-      </w:r>
-      <w:proofErr w:type="spellStart"/>
-      <w:r>
-        <w:rPr>
-          <w:i/>
-          <w:iCs/>
-          <w:highlight w:val="lightGray"/>
-        </w:rPr>
-        <w:t>BaseHTTPRequestHandler</w:t>
-      </w:r>
-      <w:proofErr w:type="spellEnd"/>
-      <w:r>
-        <w:rPr>
-          <w:i/>
-          <w:iCs/>
-          <w:highlight w:val="lightGray"/>
-        </w:rPr>
-        <w:t xml:space="preserve">, </w:t>
-      </w:r>
-      <w:proofErr w:type="spellStart"/>
-      <w:r>
-        <w:rPr>
-          <w:i/>
-          <w:iCs/>
-          <w:highlight w:val="lightGray"/>
-        </w:rPr>
-        <w:t>HTTPServer</w:t>
-      </w:r>
-      <w:proofErr w:type="spellEnd"/>
-    </w:p>
-    <w:p>
-      <w:pPr>
-        <w:rPr>
-          <w:i/>
-          <w:iCs/>
-          <w:highlight w:val="lightGray"/>
-        </w:rPr>
-      </w:pPr>
-    </w:p>
-    <w:p>
-      <w:pPr>
-        <w:rPr>
-          <w:i/>
-          <w:iCs/>
-          <w:highlight w:val="lightGray"/>
-        </w:rPr>
-      </w:pPr>
-      <w:r>
-        <w:rPr>
-          <w:i/>
-          <w:iCs/>
-          <w:highlight w:val="lightGray"/>
-        </w:rPr>
-        <w:t xml:space="preserve">class </w:t>
-      </w:r>
-      <w:proofErr w:type="gramStart"/>
-      <w:r>
-        <w:rPr>
-          <w:i/>
-          <w:iCs/>
-          <w:highlight w:val="lightGray"/>
-        </w:rPr>
-        <w:t>handler(</w:t>
-      </w:r>
-      <w:proofErr w:type="spellStart"/>
-      <w:proofErr w:type="gramEnd"/>
-      <w:r>
-        <w:rPr>
-          <w:i/>
-          <w:iCs/>
-          <w:highlight w:val="lightGray"/>
-        </w:rPr>
-        <w:t>BaseHTTPRequestHandler</w:t>
-      </w:r>
-      <w:proofErr w:type="spellEnd"/>
-      <w:r>
-        <w:rPr>
-          <w:i/>
-          <w:iCs/>
-          <w:highlight w:val="lightGray"/>
-        </w:rPr>
-        <w:t>):</w:t>
-      </w:r>
-    </w:p>
-    <w:p>
-      <w:pPr>
-        <w:rPr>
-          <w:i/>
-          <w:iCs/>
-          <w:highlight w:val="lightGray"/>
-        </w:rPr>
-      </w:pPr>
-      <w:r>
-        <w:rPr>
-          <w:i/>
-          <w:iCs/>
-          <w:highlight w:val="lightGray"/>
-        </w:rPr>
-        <w:t xml:space="preserve">    def </w:t>
-      </w:r>
-      <w:proofErr w:type="spellStart"/>
-      <w:r>
-        <w:rPr>
-          <w:i/>
-          <w:iCs/>
-          <w:highlight w:val="lightGray"/>
-        </w:rPr>
-        <w:t>do_</w:t>
-      </w:r>
-      <w:proofErr w:type="gramStart"/>
-      <w:r>
-        <w:rPr>
-          <w:i/>
-          <w:iCs/>
-          <w:highlight w:val="lightGray"/>
-        </w:rPr>
-        <w:t>GET</w:t>
-      </w:r>
-      <w:proofErr w:type="spellEnd"/>
-      <w:r>
-        <w:rPr>
-          <w:i/>
-          <w:iCs/>
-          <w:highlight w:val="lightGray"/>
-        </w:rPr>
-        <w:t>(</w:t>
-      </w:r>
-      <w:proofErr w:type="gramEnd"/>
-      <w:r>
-        <w:rPr>
-          <w:i/>
-          <w:iCs/>
-          <w:highlight w:val="lightGray"/>
-        </w:rPr>
-        <w:t>self):</w:t>
-      </w:r>
-    </w:p>
-    <w:p>
-      <w:pPr>
-        <w:rPr>
-          <w:i/>
-          <w:iCs/>
-          <w:highlight w:val="lightGray"/>
-        </w:rPr>
-      </w:pPr>
-      <w:r>
-        <w:rPr>
-          <w:i/>
-          <w:iCs/>
-          <w:highlight w:val="lightGray"/>
-        </w:rPr>
-        <w:t xml:space="preserve">        </w:t>
-      </w:r>
-      <w:proofErr w:type="spellStart"/>
-      <w:proofErr w:type="gramStart"/>
-      <w:r>
-        <w:rPr>
-          <w:i/>
-          <w:iCs/>
-          <w:highlight w:val="lightGray"/>
-        </w:rPr>
-        <w:t>self.send</w:t>
-      </w:r>
-      <w:proofErr w:type="gramEnd"/>
-      <w:r>
-        <w:rPr>
-          <w:i/>
-          <w:iCs/>
-          <w:highlight w:val="lightGray"/>
-        </w:rPr>
-        <w:t>_</w:t>
-      </w:r>
-      <w:proofErr w:type="gramStart"/>
-      <w:r>
-        <w:rPr>
-          <w:i/>
-          <w:iCs/>
-          <w:highlight w:val="lightGray"/>
-        </w:rPr>
-        <w:t>response</w:t>
-      </w:r>
-      <w:proofErr w:type="spellEnd"/>
-      <w:r>
-        <w:rPr>
-          <w:i/>
-          <w:iCs/>
-          <w:highlight w:val="lightGray"/>
-        </w:rPr>
-        <w:t>(</w:t>
-      </w:r>
-      <w:proofErr w:type="gramEnd"/>
-      <w:r>
-        <w:rPr>
-          <w:i/>
-          <w:iCs/>
-          <w:highlight w:val="lightGray"/>
-        </w:rPr>
-        <w:t>200)</w:t>
-      </w:r>
-    </w:p>
-    <w:p>
-      <w:pPr>
-        <w:rPr>
-          <w:i/>
-          <w:iCs/>
-          <w:highlight w:val="lightGray"/>
-        </w:rPr>
-      </w:pPr>
-      <w:r>
-        <w:rPr>
-          <w:i/>
-          <w:iCs/>
-          <w:highlight w:val="lightGray"/>
-        </w:rPr>
-        <w:t xml:space="preserve">        </w:t>
-      </w:r>
-      <w:proofErr w:type="spellStart"/>
-      <w:proofErr w:type="gramStart"/>
-      <w:r>
-        <w:rPr>
-          <w:i/>
-          <w:iCs/>
-          <w:highlight w:val="lightGray"/>
-        </w:rPr>
-        <w:t>self.send</w:t>
-      </w:r>
-      <w:proofErr w:type="gramEnd"/>
-      <w:r>
-        <w:rPr>
-          <w:i/>
-          <w:iCs/>
-          <w:highlight w:val="lightGray"/>
-        </w:rPr>
-        <w:t>_header</w:t>
-      </w:r>
-      <w:proofErr w:type="spellEnd"/>
-      <w:r>
-        <w:rPr>
-          <w:i/>
-          <w:iCs/>
-          <w:highlight w:val="lightGray"/>
-        </w:rPr>
-        <w:t>('Content-</w:t>
-      </w:r>
-      <w:proofErr w:type="spellStart"/>
-      <w:r>
-        <w:rPr>
-          <w:i/>
-          <w:iCs/>
-          <w:highlight w:val="lightGray"/>
-        </w:rPr>
-        <w:t>type','text</w:t>
-      </w:r>
-      <w:proofErr w:type="spellEnd"/>
-      <w:r>
-        <w:rPr>
-          <w:i/>
-          <w:iCs/>
-          <w:highlight w:val="lightGray"/>
-        </w:rPr>
-        <w:t>/html')</w:t>
-      </w:r>
-    </w:p>
-    <w:p>
-      <w:pPr>
-        <w:rPr>
-          <w:i/>
-          <w:iCs/>
-          <w:highlight w:val="lightGray"/>
-        </w:rPr>
-      </w:pPr>
-      <w:r>
-        <w:rPr>
-          <w:i/>
-          <w:iCs/>
-          <w:highlight w:val="lightGray"/>
-        </w:rPr>
-        <w:t xml:space="preserve">        </w:t>
-      </w:r>
-      <w:proofErr w:type="spellStart"/>
-      <w:r>
-        <w:rPr>
-          <w:i/>
-          <w:iCs/>
-          <w:highlight w:val="lightGray"/>
-        </w:rPr>
-        <w:t>self.end_</w:t>
-      </w:r>
-      <w:proofErr w:type="gramStart"/>
-      <w:r>
-        <w:rPr>
-          <w:i/>
-          <w:iCs/>
-          <w:highlight w:val="lightGray"/>
-        </w:rPr>
-        <w:t>headers</w:t>
-      </w:r>
-      <w:proofErr w:type="spellEnd"/>
-      <w:r>
-        <w:rPr>
-          <w:i/>
-          <w:iCs/>
-          <w:highlight w:val="lightGray"/>
-        </w:rPr>
-        <w:t>(</w:t>
-      </w:r>
-      <w:proofErr w:type="gramEnd"/>
-      <w:r>
-        <w:rPr>
-          <w:i/>
-          <w:iCs/>
-          <w:highlight w:val="lightGray"/>
-        </w:rPr>
-        <w:t>)</w:t>
-      </w:r>
-    </w:p>
-    <w:p>
-      <w:pPr>
-        <w:rPr>
-          <w:i/>
-          <w:iCs/>
-          <w:highlight w:val="lightGray"/>
-        </w:rPr>
-      </w:pPr>
-      <w:r>
-        <w:rPr>
-          <w:i/>
-          <w:iCs/>
-          <w:highlight w:val="lightGray"/>
-        </w:rPr>
-        <w:t xml:space="preserve">        </w:t>
-      </w:r>
-      <w:proofErr w:type="spellStart"/>
-      <w:proofErr w:type="gramStart"/>
-      <w:r>
-        <w:rPr>
-          <w:i/>
-          <w:iCs/>
-          <w:highlight w:val="lightGray"/>
-        </w:rPr>
-        <w:t>self.wfile</w:t>
-      </w:r>
-      <w:proofErr w:type="gramEnd"/>
-      <w:r>
-        <w:rPr>
-          <w:i/>
-          <w:iCs/>
-          <w:highlight w:val="lightGray"/>
-        </w:rPr>
-        <w:t>.</w:t>
-      </w:r>
-      <w:proofErr w:type="gramStart"/>
-      <w:r>
-        <w:rPr>
-          <w:i/>
-          <w:iCs/>
-          <w:highlight w:val="lightGray"/>
-        </w:rPr>
-        <w:t>write</w:t>
-      </w:r>
-      <w:proofErr w:type="spellEnd"/>
-      <w:r>
-        <w:rPr>
-          <w:i/>
-          <w:iCs/>
-          <w:highlight w:val="lightGray"/>
-        </w:rPr>
-        <w:t>(</w:t>
-      </w:r>
-      <w:proofErr w:type="spellStart"/>
-      <w:proofErr w:type="gramEnd"/>
-      <w:r>
-        <w:rPr>
-          <w:i/>
-          <w:iCs/>
-          <w:highlight w:val="lightGray"/>
-        </w:rPr>
-        <w:t>b"Hello</w:t>
-      </w:r>
-      <w:proofErr w:type="spellEnd"/>
-      <w:r>
-        <w:rPr>
-          <w:i/>
-          <w:iCs/>
-          <w:highlight w:val="lightGray"/>
-        </w:rPr>
-        <w:t xml:space="preserve"> from Private Python Server")</w:t>
-      </w:r>
-    </w:p>
-    <w:p>
-      <w:pPr>
-        <w:rPr>
-          <w:i/>
-          <w:iCs/>
-          <w:highlight w:val="lightGray"/>
-        </w:rPr>
-      </w:pPr>
-    </w:p>
-    <w:p>
-      <w:pPr>
-        <w:rPr>
-          <w:i/>
-          <w:iCs/>
-          <w:highlight w:val="lightGray"/>
-        </w:rPr>
-      </w:pPr>
-      <w:r>
-        <w:rPr>
-          <w:i/>
-          <w:iCs/>
-          <w:highlight w:val="lightGray"/>
-        </w:rPr>
-        <w:t xml:space="preserve">server = </w:t>
-      </w:r>
-      <w:proofErr w:type="spellStart"/>
-      <w:proofErr w:type="gramStart"/>
-      <w:r>
-        <w:rPr>
-          <w:i/>
-          <w:iCs/>
-          <w:highlight w:val="lightGray"/>
-        </w:rPr>
-        <w:t>HTTPServer</w:t>
-      </w:r>
-      <w:proofErr w:type="spellEnd"/>
-      <w:r>
-        <w:rPr>
-          <w:i/>
-          <w:iCs/>
-          <w:highlight w:val="lightGray"/>
-        </w:rPr>
-        <w:t>(</w:t>
-      </w:r>
-      <w:proofErr w:type="gramEnd"/>
-      <w:r>
-        <w:rPr>
-          <w:i/>
-          <w:iCs/>
-          <w:highlight w:val="lightGray"/>
-        </w:rPr>
-        <w:t>('0.0.</w:t>
-      </w:r>
-      <w:proofErr w:type="gramStart"/>
-      <w:r>
-        <w:rPr>
-          <w:i/>
-          <w:iCs/>
-          <w:highlight w:val="lightGray"/>
-        </w:rPr>
-        <w:t>0.0</w:t>
-      </w:r>
-      <w:proofErr w:type="gramEnd"/>
-      <w:r>
-        <w:rPr>
-          <w:i/>
-          <w:iCs/>
-          <w:highlight w:val="lightGray"/>
-        </w:rPr>
-        <w:t>',8000), handler)</w:t>
-      </w:r>
-    </w:p>
-    <w:p>
-      <w:pPr>
-        <w:rPr>
-          <w:i/>
-          <w:iCs/>
-        </w:rPr>
-      </w:pPr>
-      <w:proofErr w:type="spellStart"/>
-      <w:proofErr w:type="gramStart"/>
-      <w:r>
-        <w:rPr>
-          <w:i/>
-          <w:iCs/>
-          <w:highlight w:val="lightGray"/>
-        </w:rPr>
-        <w:t>server.serve</w:t>
-      </w:r>
-      <w:proofErr w:type="gramEnd"/>
-      <w:r>
-        <w:rPr>
-          <w:i/>
-          <w:iCs/>
-          <w:highlight w:val="lightGray"/>
-        </w:rPr>
-        <w:t>_</w:t>
-      </w:r>
-      <w:proofErr w:type="gramStart"/>
-      <w:r>
-        <w:rPr>
-          <w:i/>
-          <w:iCs/>
-          <w:highlight w:val="lightGray"/>
-        </w:rPr>
-        <w:t>forever</w:t>
-      </w:r>
-      <w:proofErr w:type="spellEnd"/>
-      <w:r>
-        <w:rPr>
-          <w:i/>
-          <w:iCs/>
-          <w:highlight w:val="lightGray"/>
-        </w:rPr>
-        <w:t>(</w:t>
-      </w:r>
-      <w:proofErr w:type="gramEnd"/>
-      <w:r>
-        <w:rPr>
-          <w:i/>
-          <w:iCs/>
-          <w:highlight w:val="lightGray"/>
-        </w:rPr>
-        <w:t>)</w:t>
-      </w:r>
-    </w:p>
-    <w:p>
-      <w:pPr>
-        <w:rPr>
-          <w:i/>
-          <w:iCs/>
-        </w:rPr>
-      </w:pPr>
-      <w:r>
-        <w:rPr>
-          <w:i/>
-          <w:iCs/>
+        <w:t>nano</w:t>
+      </w:r>
+      <w:r>
+        <w:rPr>
+          <w:b/>
+          <w:bCs/>
+          <w:i/>
+          <w:iCs/>
+        </w:rPr>
+        <w:t xml:space="preserve"> app.py</w:t>
+      </w:r>
+    </w:p>
+    <w:p>
+      <w:pPr>
+        <w:rPr>
+          <w:i/>
+          <w:iCs/>
+          <w:highlight w:val="lightGray"/>
+        </w:rPr>
+      </w:pPr>
+      <w:r>
+        <w:rPr>
+          <w:i/>
+          <w:iCs/>
+          <w:highlight w:val="lightGray"/>
+        </w:rPr>
+        <w:t>from http.server import BaseHTTPRequestHandler, HTTPServer</w:t>
+      </w:r>
+    </w:p>
+    <w:p>
+      <w:pPr>
+        <w:rPr>
+          <w:i/>
+          <w:iCs/>
+          <w:highlight w:val="lightGray"/>
+        </w:rPr>
+      </w:pPr>
+    </w:p>
+    <w:p>
+      <w:pPr>
+        <w:rPr>
+          <w:i/>
+          <w:iCs/>
+          <w:highlight w:val="lightGray"/>
+        </w:rPr>
+      </w:pPr>
+      <w:r>
+        <w:rPr>
+          <w:i/>
+          <w:iCs/>
+          <w:highlight w:val="lightGray"/>
+        </w:rPr>
+        <w:t>class handler(BaseHTTPRequestHandler):</w:t>
+      </w:r>
+    </w:p>
+    <w:p>
+      <w:pPr>
+        <w:rPr>
+          <w:i/>
+          <w:iCs/>
+          <w:highlight w:val="lightGray"/>
+        </w:rPr>
+      </w:pPr>
+      <w:r>
+        <w:rPr>
+          <w:i/>
+          <w:iCs/>
+          <w:highlight w:val="lightGray"/>
+        </w:rPr>
+        <w:t xml:space="preserve">    def do_GET(self):</w:t>
+      </w:r>
+    </w:p>
+    <w:p>
+      <w:pPr>
+        <w:rPr>
+          <w:i/>
+          <w:iCs/>
+          <w:highlight w:val="lightGray"/>
+        </w:rPr>
+      </w:pPr>
+      <w:r>
+        <w:rPr>
+          <w:i/>
+          <w:iCs/>
+          <w:highlight w:val="lightGray"/>
+        </w:rPr>
+        <w:t xml:space="preserve">        self.send_response(200)</w:t>
+      </w:r>
+    </w:p>
+    <w:p>
+      <w:pPr>
+        <w:rPr>
+          <w:i/>
+          <w:iCs/>
+          <w:highlight w:val="lightGray"/>
+        </w:rPr>
+      </w:pPr>
+      <w:r>
+        <w:rPr>
+          <w:i/>
+          <w:iCs/>
+          <w:highlight w:val="lightGray"/>
+        </w:rPr>
+        <w:t xml:space="preserve">        self.send_header('Content-type','text/html')</w:t>
+      </w:r>
+    </w:p>
+    <w:p>
+      <w:pPr>
+        <w:rPr>
+          <w:i/>
+          <w:iCs/>
+          <w:highlight w:val="lightGray"/>
+        </w:rPr>
+      </w:pPr>
+      <w:r>
+        <w:rPr>
+          <w:i/>
+          <w:iCs/>
+          <w:highlight w:val="lightGray"/>
+        </w:rPr>
+        <w:t xml:space="preserve">        self.end_headers()</w:t>
+      </w:r>
+    </w:p>
+    <w:p>
+      <w:pPr>
+        <w:rPr>
+          <w:i/>
+          <w:iCs/>
+          <w:highlight w:val="lightGray"/>
+        </w:rPr>
+      </w:pPr>
+      <w:r>
+        <w:rPr>
+          <w:i/>
+          <w:iCs/>
+          <w:highlight w:val="lightGray"/>
+        </w:rPr>
+        <w:t xml:space="preserve">        self.wfile.write(b"Hello from Private Python Server")</w:t>
+      </w:r>
+    </w:p>
+    <w:p>
+      <w:pPr>
+        <w:rPr>
+          <w:i/>
+          <w:iCs/>
+          <w:highlight w:val="lightGray"/>
+        </w:rPr>
+      </w:pPr>
+    </w:p>
+    <w:p>
+      <w:pPr>
+        <w:rPr>
+          <w:i/>
+          <w:iCs/>
+          <w:highlight w:val="lightGray"/>
+        </w:rPr>
+      </w:pPr>
+      <w:r>
+        <w:rPr>
+          <w:i/>
+          <w:iCs/>
+          <w:highlight w:val="lightGray"/>
+        </w:rPr>
+        <w:t>server = HTTPServer(('0.0.0.0',8000), handler)</w:t>
+      </w:r>
+    </w:p>
+    <w:p>
+      <w:pPr>
+        <w:rPr>
+          <w:i/>
+          <w:iCs/>
+        </w:rPr>
+      </w:pPr>
+      <w:r>
+        <w:rPr>
+          <w:i/>
+          <w:iCs/>
+          <w:highlight w:val="lightGray"/>
+        </w:rPr>
+        <w:t>server.serve_forever()</w:t>
+      </w:r>
+    </w:p>
+    <w:p>
+      <w:pPr>
+        <w:rPr>
+          <w:i/>
+          <w:iCs/>
+        </w:rPr>
+      </w:pPr>
+      <w:r>
+        <w:rPr>
+          <w:i/>
+          <w:iCs/>
+          <w:noProof/>
         </w:rPr>
         <w:lastRenderedPageBreak/>
         <w:drawing>
@@ -1725,6 +1301,9 @@
     </w:p>
     <w:p>
       <w:r>
+        <w:rPr>
+          <w:noProof/>
+        </w:rPr>
         <w:drawing>
           <wp:inline distT="0" distB="0" distL="0" distR="0" wp14:anchorId="6178C89D" wp14:editId="71B51DDA">
             <wp:extent cx="3817951" cy="304826"/>
@@ -1801,6 +1380,7 @@
           <w:bCs/>
           <w:i/>
           <w:iCs/>
+          <w:noProof/>
         </w:rPr>
         <w:drawing>
           <wp:inline distT="0" distB="0" distL="0" distR="0" wp14:anchorId="538E5C84" wp14:editId="178003FB">
@@ -1842,7 +1422,7 @@
     <w:p>
       <w:r>
         <w:pict w14:anchorId="3939086A">
-          <v:rect id="_x0000_i1095" style="width:0;height:1.5pt" o:hralign="center" o:hrstd="t" o:hr="t" fillcolor="#a0a0a0" stroked="f"/>
+          <v:rect id="_x0000_i1029" style="width:0;height:1.5pt" o:hralign="center" o:hrstd="t" o:hr="t" fillcolor="#a0a0a0" stroked="f"/>
         </w:pict>
       </w:r>
     </w:p>
@@ -1901,7 +1481,7 @@
     <w:p>
       <w:r>
         <w:pict w14:anchorId="5C048E3E">
-          <v:rect id="_x0000_i1096" style="width:0;height:1.5pt" o:hralign="center" o:hrstd="t" o:hr="t" fillcolor="#a0a0a0" stroked="f"/>
+          <v:rect id="_x0000_i1030" style="width:0;height:1.5pt" o:hralign="center" o:hrstd="t" o:hr="t" fillcolor="#a0a0a0" stroked="f"/>
         </w:pict>
       </w:r>
     </w:p>
@@ -1924,39 +1504,7 @@
           <w:b/>
           <w:bCs/>
         </w:rPr>
-        <w:t xml:space="preserve"> </w:t>
-      </w:r>
-      <w:proofErr w:type="gramStart"/>
-      <w:r>
-        <w:rPr>
-          <w:b/>
-          <w:bCs/>
-        </w:rPr>
-        <w:t>( create</w:t>
-      </w:r>
-      <w:proofErr w:type="gramEnd"/>
-      <w:r>
-        <w:rPr>
-          <w:b/>
-          <w:bCs/>
-        </w:rPr>
-        <w:t xml:space="preserve"> another session on </w:t>
-      </w:r>
-      <w:proofErr w:type="spellStart"/>
-      <w:r>
-        <w:rPr>
-          <w:b/>
-          <w:bCs/>
-        </w:rPr>
-        <w:t>aws</w:t>
-      </w:r>
-      <w:proofErr w:type="spellEnd"/>
-      <w:r>
-        <w:rPr>
-          <w:b/>
-          <w:bCs/>
-        </w:rPr>
-        <w:t xml:space="preserve"> to run the below commands)</w:t>
+        <w:t xml:space="preserve"> ( create another session on aws to run the below commands)</w:t>
       </w:r>
     </w:p>
     <w:p>
@@ -1973,77 +1521,33 @@
           <w:iCs/>
         </w:rPr>
       </w:pPr>
-      <w:proofErr w:type="spellStart"/>
-      <w:r>
-        <w:rPr>
-          <w:b/>
-          <w:bCs/>
-          <w:i/>
-          <w:iCs/>
-        </w:rPr>
-        <w:t>sudo</w:t>
-      </w:r>
-      <w:proofErr w:type="spellEnd"/>
-      <w:r>
-        <w:rPr>
-          <w:b/>
-          <w:bCs/>
-          <w:i/>
-          <w:iCs/>
-        </w:rPr>
-        <w:t xml:space="preserve"> vi /</w:t>
-      </w:r>
-      <w:proofErr w:type="spellStart"/>
-      <w:r>
-        <w:rPr>
-          <w:b/>
-          <w:bCs/>
-          <w:i/>
-          <w:iCs/>
-        </w:rPr>
-        <w:t>etc</w:t>
-      </w:r>
-      <w:proofErr w:type="spellEnd"/>
-      <w:r>
-        <w:rPr>
-          <w:b/>
-          <w:bCs/>
-          <w:i/>
-          <w:iCs/>
-        </w:rPr>
-        <w:t>/nginx/</w:t>
-      </w:r>
-      <w:proofErr w:type="spellStart"/>
-      <w:r>
-        <w:rPr>
-          <w:b/>
-          <w:bCs/>
-          <w:i/>
-          <w:iCs/>
-        </w:rPr>
-        <w:t>conf.d</w:t>
-      </w:r>
-      <w:proofErr w:type="spellEnd"/>
-      <w:r>
-        <w:rPr>
-          <w:b/>
-          <w:bCs/>
-          <w:i/>
-          <w:iCs/>
-        </w:rPr>
-        <w:t>/</w:t>
-      </w:r>
-      <w:proofErr w:type="spellStart"/>
-      <w:r>
-        <w:rPr>
-          <w:b/>
-          <w:bCs/>
-          <w:i/>
-          <w:iCs/>
-        </w:rPr>
-        <w:t>python.conf</w:t>
-      </w:r>
-      <w:proofErr w:type="spellEnd"/>
+      <w:r>
+        <w:rPr>
+          <w:b/>
+          <w:bCs/>
+          <w:i/>
+          <w:iCs/>
+        </w:rPr>
+        <w:t xml:space="preserve">sudo </w:t>
+      </w:r>
+      <w:r>
+        <w:rPr>
+          <w:b/>
+          <w:bCs/>
+          <w:i/>
+          <w:iCs/>
+        </w:rPr>
+        <w:t>nano</w:t>
+      </w:r>
+      <w:r>
+        <w:rPr>
+          <w:b/>
+          <w:bCs/>
+          <w:i/>
+          <w:iCs/>
+        </w:rPr>
+        <w:t xml:space="preserve"> /etc/nginx/conf.d/python.conf</w:t>
+      </w:r>
     </w:p>
     <w:p>
       <w:pPr>
@@ -2068,16 +1572,8 @@
         <w:rPr>
           <w:highlight w:val="lightGray"/>
         </w:rPr>
-        <w:t xml:space="preserve">    listen </w:t>
-      </w:r>
-      <w:proofErr w:type="gramStart"/>
-      <w:r>
-        <w:rPr>
-          <w:highlight w:val="lightGray"/>
-        </w:rPr>
-        <w:t>80;</w:t>
-      </w:r>
-      <w:proofErr w:type="gramEnd"/>
+        <w:t xml:space="preserve">    listen 80;</w:t>
+      </w:r>
     </w:p>
     <w:p>
       <w:pPr>
@@ -2110,28 +1606,7 @@
         <w:rPr>
           <w:highlight w:val="lightGray"/>
         </w:rPr>
-        <w:t xml:space="preserve">        </w:t>
-      </w:r>
-      <w:proofErr w:type="spellStart"/>
-      <w:r>
-        <w:rPr>
-          <w:highlight w:val="lightGray"/>
-        </w:rPr>
-        <w:t>proxy_pass</w:t>
-      </w:r>
-      <w:proofErr w:type="spellEnd"/>
-      <w:r>
-        <w:rPr>
-          <w:highlight w:val="lightGray"/>
-        </w:rPr>
-        <w:t xml:space="preserve"> </w:t>
-      </w:r>
-      <w:proofErr w:type="gramStart"/>
-      <w:r>
-        <w:rPr>
-          <w:highlight w:val="lightGray"/>
-        </w:rPr>
-        <w:t>http://10.0.1.</w:t>
+        <w:t xml:space="preserve">        proxy_pass http://10.0.1.</w:t>
       </w:r>
       <w:r>
         <w:rPr>
@@ -2145,91 +1620,32 @@
         </w:rPr>
         <w:t>:8000;</w:t>
       </w:r>
-      <w:proofErr w:type="gramEnd"/>
-    </w:p>
-    <w:p>
-      <w:pPr>
-        <w:rPr>
-          <w:highlight w:val="lightGray"/>
-        </w:rPr>
-      </w:pPr>
-      <w:r>
-        <w:rPr>
-          <w:highlight w:val="lightGray"/>
-        </w:rPr>
-        <w:t xml:space="preserve">        </w:t>
-      </w:r>
-      <w:proofErr w:type="spellStart"/>
-      <w:r>
-        <w:rPr>
-          <w:highlight w:val="lightGray"/>
-        </w:rPr>
-        <w:t>proxy_set_header</w:t>
-      </w:r>
-      <w:proofErr w:type="spellEnd"/>
-      <w:r>
-        <w:rPr>
-          <w:highlight w:val="lightGray"/>
-        </w:rPr>
-        <w:t xml:space="preserve"> Host $</w:t>
-      </w:r>
-      <w:proofErr w:type="gramStart"/>
-      <w:r>
-        <w:rPr>
-          <w:highlight w:val="lightGray"/>
-        </w:rPr>
-        <w:t>host;</w:t>
-      </w:r>
-      <w:proofErr w:type="gramEnd"/>
-    </w:p>
-    <w:p>
-      <w:pPr>
-        <w:rPr>
-          <w:highlight w:val="lightGray"/>
-        </w:rPr>
-      </w:pPr>
-      <w:r>
-        <w:rPr>
-          <w:highlight w:val="lightGray"/>
-        </w:rPr>
-        <w:t xml:space="preserve">        </w:t>
-      </w:r>
-      <w:proofErr w:type="spellStart"/>
-      <w:r>
-        <w:rPr>
-          <w:highlight w:val="lightGray"/>
-        </w:rPr>
-        <w:t>proxy_set_header</w:t>
-      </w:r>
-      <w:proofErr w:type="spellEnd"/>
-      <w:r>
-        <w:rPr>
-          <w:highlight w:val="lightGray"/>
-        </w:rPr>
-        <w:t xml:space="preserve"> X-Real-IP $</w:t>
-      </w:r>
-      <w:proofErr w:type="spellStart"/>
-      <w:r>
-        <w:rPr>
-          <w:highlight w:val="lightGray"/>
-        </w:rPr>
-        <w:t>remote_</w:t>
-      </w:r>
-      <w:proofErr w:type="gramStart"/>
-      <w:r>
-        <w:rPr>
-          <w:highlight w:val="lightGray"/>
-        </w:rPr>
-        <w:t>addr</w:t>
-      </w:r>
-      <w:proofErr w:type="spellEnd"/>
-      <w:r>
-        <w:rPr>
-          <w:highlight w:val="lightGray"/>
-        </w:rPr>
-        <w:t>;</w:t>
-      </w:r>
-      <w:proofErr w:type="gramEnd"/>
+    </w:p>
+    <w:p>
+      <w:pPr>
+        <w:rPr>
+          <w:highlight w:val="lightGray"/>
+        </w:rPr>
+      </w:pPr>
+      <w:r>
+        <w:rPr>
+          <w:highlight w:val="lightGray"/>
+        </w:rPr>
+        <w:t xml:space="preserve">        proxy_set_header Host $host;</w:t>
+      </w:r>
+    </w:p>
+    <w:p>
+      <w:pPr>
+        <w:rPr>
+          <w:highlight w:val="lightGray"/>
+        </w:rPr>
+      </w:pPr>
+      <w:r>
+        <w:rPr>
+          <w:highlight w:val="lightGray"/>
+        </w:rPr>
+        <w:t xml:space="preserve">        proxy_set_header X-Real-IP $remote_addr;</w:t>
+      </w:r>
     </w:p>
     <w:p>
       <w:pPr>
@@ -2254,6 +1670,9 @@
     </w:p>
     <w:p>
       <w:r>
+        <w:rPr>
+          <w:noProof/>
+        </w:rPr>
         <w:drawing>
           <wp:inline distT="0" distB="0" distL="0" distR="0" wp14:anchorId="5DD2F909" wp14:editId="01A8A617">
             <wp:extent cx="4724809" cy="1661304"/>
@@ -2294,7 +1713,7 @@
     <w:p>
       <w:r>
         <w:pict w14:anchorId="35D1C228">
-          <v:rect id="_x0000_i1097" style="width:0;height:1.5pt" o:hralign="center" o:hrstd="t" o:hr="t" fillcolor="#a0a0a0" stroked="f"/>
+          <v:rect id="_x0000_i1031" style="width:0;height:1.5pt" o:hralign="center" o:hrstd="t" o:hr="t" fillcolor="#a0a0a0" stroked="f"/>
         </w:pict>
       </w:r>
     </w:p>
@@ -2322,92 +1741,51 @@
           <w:iCs/>
         </w:rPr>
       </w:pPr>
-      <w:proofErr w:type="spellStart"/>
-      <w:r>
-        <w:rPr>
-          <w:b/>
-          <w:bCs/>
-          <w:i/>
-          <w:iCs/>
-        </w:rPr>
-        <w:t>sudo</w:t>
-      </w:r>
-      <w:proofErr w:type="spellEnd"/>
-      <w:r>
-        <w:rPr>
-          <w:b/>
-          <w:bCs/>
-          <w:i/>
-          <w:iCs/>
-        </w:rPr>
-        <w:t xml:space="preserve"> nginx -t</w:t>
-      </w:r>
-    </w:p>
-    <w:p>
-      <w:pPr>
-        <w:rPr>
-          <w:b/>
-          <w:bCs/>
-          <w:i/>
-          <w:iCs/>
-        </w:rPr>
-      </w:pPr>
-      <w:proofErr w:type="spellStart"/>
-      <w:r>
-        <w:rPr>
-          <w:b/>
-          <w:bCs/>
-          <w:i/>
-          <w:iCs/>
-        </w:rPr>
-        <w:t>sudo</w:t>
-      </w:r>
-      <w:proofErr w:type="spellEnd"/>
-      <w:r>
-        <w:rPr>
-          <w:b/>
-          <w:bCs/>
-          <w:i/>
-          <w:iCs/>
-        </w:rPr>
-        <w:t xml:space="preserve"> </w:t>
-      </w:r>
-      <w:proofErr w:type="spellStart"/>
-      <w:r>
-        <w:rPr>
-          <w:b/>
-          <w:bCs/>
-          <w:i/>
-          <w:iCs/>
-        </w:rPr>
-        <w:t>systemctl</w:t>
-      </w:r>
-      <w:proofErr w:type="spellEnd"/>
-      <w:r>
-        <w:rPr>
-          <w:b/>
-          <w:bCs/>
-          <w:i/>
-          <w:iCs/>
-        </w:rPr>
-        <w:t xml:space="preserve"> restart nginx</w:t>
-      </w:r>
-    </w:p>
-    <w:p>
-      <w:pPr>
-        <w:rPr>
-          <w:b/>
-          <w:bCs/>
-          <w:i/>
-          <w:iCs/>
-        </w:rPr>
-      </w:pPr>
-      <w:r>
-        <w:rPr>
-          <w:b/>
-          <w:bCs/>
-          <w:i/>
-          <w:iCs/>
+      <w:r>
+        <w:rPr>
+          <w:b/>
+          <w:bCs/>
+          <w:i/>
+          <w:iCs/>
+        </w:rPr>
+        <w:t>sudo nginx -t</w:t>
+      </w:r>
+    </w:p>
+    <w:p>
+      <w:pPr>
+        <w:rPr>
+          <w:b/>
+          <w:bCs/>
+          <w:i/>
+          <w:iCs/>
+        </w:rPr>
+      </w:pPr>
+      <w:r>
+        <w:rPr>
+          <w:b/>
+          <w:bCs/>
+          <w:i/>
+          <w:iCs/>
+        </w:rPr>
+        <w:t>sudo systemctl restart nginx</w:t>
+      </w:r>
+    </w:p>
+    <w:p>
+      <w:pPr>
+        <w:rPr>
+          <w:b/>
+          <w:bCs/>
+          <w:i/>
+          <w:iCs/>
+        </w:rPr>
+      </w:pPr>
+      <w:r>
+        <w:rPr>
+          <w:b/>
+          <w:bCs/>
+          <w:i/>
+          <w:iCs/>
+          <w:noProof/>
         </w:rPr>
         <w:drawing>
           <wp:inline distT="0" distB="0" distL="0" distR="0" wp14:anchorId="3009AFD8" wp14:editId="7EABCA41">
@@ -2449,7 +1827,7 @@
     <w:p>
       <w:r>
         <w:pict w14:anchorId="4B124602">
-          <v:rect id="_x0000_i1098" style="width:0;height:1.5pt" o:hralign="center" o:hrstd="t" o:hr="t" fillcolor="#a0a0a0" stroked="f"/>
+          <v:rect id="_x0000_i1032" style="width:0;height:1.5pt" o:hralign="center" o:hrstd="t" o:hr="t" fillcolor="#a0a0a0" stroked="f"/>
         </w:pict>
       </w:r>
     </w:p>
@@ -2490,6 +1868,9 @@
     </w:p>
     <w:p>
       <w:r>
+        <w:rPr>
+          <w:noProof/>
+        </w:rPr>
         <w:lastRenderedPageBreak/>
         <w:drawing>
           <wp:inline distT="0" distB="0" distL="0" distR="0" wp14:anchorId="5663B6DA" wp14:editId="4A6AB145">
@@ -2531,7 +1912,7 @@
     <w:p>
       <w:r>
         <w:pict w14:anchorId="17148D86">
-          <v:rect id="_x0000_i1099" style="width:0;height:1.5pt" o:hralign="center" o:hrstd="t" o:hr="t" fillcolor="#a0a0a0" stroked="f"/>
+          <v:rect id="_x0000_i1033" style="width:0;height:1.5pt" o:hralign="center" o:hrstd="t" o:hr="t" fillcolor="#a0a0a0" stroked="f"/>
         </w:pict>
       </w:r>
     </w:p>
@@ -2569,7 +1950,6 @@
       <w:r>
         <w:t xml:space="preserve">Instead of simple Python HTTP server, use </w:t>
       </w:r>
-      <w:proofErr w:type="spellStart"/>
       <w:r>
         <w:rPr>
           <w:b/>
@@ -2577,7 +1957,6 @@
         </w:rPr>
         <w:t>Gunicorn</w:t>
       </w:r>
-      <w:proofErr w:type="spellEnd"/>
       <w:r>
         <w:t xml:space="preserve"> with </w:t>
       </w:r>
@@ -2599,13 +1978,8 @@
     </w:p>
     <w:p>
       <w:r>
-        <w:t xml:space="preserve">pip3 install flask </w:t>
-      </w:r>
-      <w:proofErr w:type="spellStart"/>
-      <w:r>
-        <w:t>gunicorn</w:t>
-      </w:r>
-      <w:proofErr w:type="spellEnd"/>
+        <w:t>pip3 install flask gunicorn</w:t>
+      </w:r>
     </w:p>
     <w:p>
       <w:r>
@@ -2613,19 +1987,9 @@
       </w:r>
     </w:p>
     <w:p>
-      <w:proofErr w:type="spellStart"/>
-      <w:r>
-        <w:t>gunicorn</w:t>
-      </w:r>
-      <w:proofErr w:type="spellEnd"/>
-      <w:r>
-        <w:t xml:space="preserve"> -b 0.0.0.0:8000 </w:t>
-      </w:r>
-      <w:proofErr w:type="spellStart"/>
-      <w:r>
-        <w:t>app:app</w:t>
-      </w:r>
-      <w:proofErr w:type="spellEnd"/>
+      <w:r>
+        <w:t>gunicorn -b 0.0.0.0:8000 app:app</w:t>
+      </w:r>
     </w:p>
     <w:p>
       <w:r>
@@ -2645,7 +2009,7 @@
     <w:p>
       <w:r>
         <w:pict w14:anchorId="0A861C82">
-          <v:rect id="_x0000_i1100" style="width:0;height:1.5pt" o:hralign="center" o:hrstd="t" o:hr="t" fillcolor="#a0a0a0" stroked="f"/>
+          <v:rect id="_x0000_i1034" style="width:0;height:1.5pt" o:hralign="center" o:hrstd="t" o:hr="t" fillcolor="#a0a0a0" stroked="f"/>
         </w:pict>
       </w:r>
     </w:p>
@@ -2721,15 +2085,7 @@
     </w:p>
     <w:p>
       <w:r>
-        <w:t>Private EC2 (Flask/</w:t>
-      </w:r>
-      <w:proofErr w:type="spellStart"/>
-      <w:r>
-        <w:t>Gunicorn</w:t>
-      </w:r>
-      <w:proofErr w:type="spellEnd"/>
-      <w:r>
-        <w:t xml:space="preserve"> App)</w:t>
+        <w:t>Private EC2 (Flask/Gunicorn App)</w:t>
       </w:r>
     </w:p>
     <w:p/>
@@ -3503,6 +2859,7 @@
   <w:style w:type="character" w:default="1" w:styleId="DefaultParagraphFont">
     <w:name w:val="Default Paragraph Font"/>
     <w:uiPriority w:val="1"/>
+    <w:semiHidden/>
     <w:unhideWhenUsed/>
   </w:style>
   <w:style w:type="table" w:default="1" w:styleId="TableNormal">
